--- a/docs/lista_louvores/Textos_Louvores/O EVANGELHO (188 CC).docx
+++ b/docs/lista_louvores/Textos_Louvores/O EVANGELHO (188 CC).docx
@@ -4,139 +4,136 @@
   <w:body>
     <w:p>
       <w:pPr>
-        <w:numPr>
-          <w:ilvl w:val="0"/>
-          <w:numId w:val="1"/>
-        </w:numPr>
-        <w:spacing w:before="120"/>
-        <w:rPr>
-          <w:bCs/>
-          <w:color w:val="000000"/>
-          <w:sz w:val="28"/>
-          <w:szCs w:val="28"/>
-        </w:rPr>
-      </w:pPr>
-      <w:r>
-        <w:rPr>
-          <w:bCs/>
-          <w:color w:val="000000"/>
-          <w:sz w:val="28"/>
-          <w:szCs w:val="28"/>
-        </w:rPr>
-        <w:t>O evangelho (</w:t>
-      </w:r>
-      <w:r>
-        <w:rPr>
-          <w:bCs/>
-          <w:color w:val="000000"/>
-          <w:sz w:val="28"/>
-          <w:szCs w:val="28"/>
-        </w:rPr>
-        <w:t xml:space="preserve">CC </w:t>
-      </w:r>
-      <w:r>
-        <w:rPr>
-          <w:bCs/>
-          <w:color w:val="000000"/>
-          <w:sz w:val="28"/>
-          <w:szCs w:val="28"/>
-        </w:rPr>
-        <w:t>188)</w:t>
+        <w:pStyle w:val="Ttulo1"/>
+      </w:pPr>
+      <w:r>
+        <w:t>O EVANGELHO (188 CC)</w:t>
       </w:r>
     </w:p>
     <w:p>
       <w:pPr>
-        <w:pStyle w:val="PargrafodaLista"/>
-        <w:numPr>
-          <w:ilvl w:val="0"/>
-          <w:numId w:val="1"/>
-        </w:numPr>
-        <w:autoSpaceDE w:val="0"/>
-        <w:autoSpaceDN w:val="0"/>
-        <w:adjustRightInd w:val="0"/>
-        <w:spacing w:line="240" w:lineRule="auto"/>
-        <w:ind w:left="918" w:hanging="357"/>
-        <w:contextualSpacing w:val="0"/>
-      </w:pPr>
-      <w:r>
+        <w:rPr>
+          <w:rFonts w:ascii="Times New Roman" w:hAnsi="Times New Roman"/>
+        </w:rPr>
+      </w:pPr>
+      <w:r>
+        <w:rPr>
+          <w:rFonts w:ascii="Times New Roman" w:hAnsi="Times New Roman"/>
+        </w:rPr>
         <w:t>A nova do evangelho</w:t>
       </w:r>
       <w:r>
-        <w:br/>
+        <w:rPr>
+          <w:rFonts w:ascii="Times New Roman" w:hAnsi="Times New Roman"/>
+        </w:rPr>
+        <w:br/>
+      </w:r>
+      <w:r>
+        <w:rPr>
+          <w:rFonts w:ascii="Times New Roman" w:hAnsi="Times New Roman"/>
+        </w:rPr>
         <w:t>já se fez ouvir aqui;</w:t>
       </w:r>
       <w:r>
-        <w:br/>
+        <w:rPr>
+          <w:rFonts w:ascii="Times New Roman" w:hAnsi="Times New Roman"/>
+        </w:rPr>
+        <w:br/>
+      </w:r>
+      <w:r>
+        <w:rPr>
+          <w:rFonts w:ascii="Times New Roman" w:hAnsi="Times New Roman"/>
+        </w:rPr>
         <w:t>Boas novas tão alegres,</w:t>
       </w:r>
       <w:r>
-        <w:br/>
+        <w:rPr>
+          <w:rFonts w:ascii="Times New Roman" w:hAnsi="Times New Roman"/>
+        </w:rPr>
+        <w:br/>
+      </w:r>
+      <w:r>
+        <w:rPr>
+          <w:rFonts w:ascii="Times New Roman" w:hAnsi="Times New Roman"/>
+        </w:rPr>
         <w:t xml:space="preserve">elas são </w:t>
       </w:r>
       <w:proofErr w:type="gramStart"/>
       <w:r>
+        <w:rPr>
+          <w:rFonts w:ascii="Times New Roman" w:hAnsi="Times New Roman"/>
+        </w:rPr>
         <w:t>pra</w:t>
       </w:r>
       <w:proofErr w:type="gramEnd"/>
       <w:r>
+        <w:rPr>
+          <w:rFonts w:ascii="Times New Roman" w:hAnsi="Times New Roman"/>
+        </w:rPr>
         <w:t xml:space="preserve"> quem ouvir.</w:t>
       </w:r>
     </w:p>
     <w:p>
       <w:pPr>
-        <w:pStyle w:val="PargrafodaLista"/>
-        <w:numPr>
-          <w:ilvl w:val="0"/>
-          <w:numId w:val="1"/>
-        </w:numPr>
-        <w:autoSpaceDE w:val="0"/>
-        <w:autoSpaceDN w:val="0"/>
-        <w:adjustRightInd w:val="0"/>
-        <w:spacing w:line="240" w:lineRule="auto"/>
-        <w:ind w:left="918" w:hanging="357"/>
-        <w:contextualSpacing w:val="0"/>
-      </w:pPr>
-      <w:r>
+        <w:rPr>
+          <w:rFonts w:ascii="Times New Roman" w:hAnsi="Times New Roman"/>
+        </w:rPr>
+      </w:pPr>
+      <w:r>
+        <w:rPr>
+          <w:rFonts w:ascii="Times New Roman" w:hAnsi="Times New Roman"/>
+        </w:rPr>
         <w:t xml:space="preserve">Assim Deus nos amou, </w:t>
       </w:r>
       <w:r>
-        <w:br/>
-      </w:r>
-      <w:r>
+        <w:rPr>
+          <w:rFonts w:ascii="Times New Roman" w:hAnsi="Times New Roman"/>
+        </w:rPr>
+        <w:br/>
+      </w:r>
+      <w:r>
+        <w:rPr>
+          <w:rFonts w:ascii="Times New Roman" w:hAnsi="Times New Roman"/>
+        </w:rPr>
         <w:t xml:space="preserve">sim, a cada pecador, </w:t>
       </w:r>
       <w:r>
-        <w:br/>
-      </w:r>
-      <w:r>
+        <w:rPr>
+          <w:rFonts w:ascii="Times New Roman" w:hAnsi="Times New Roman"/>
+        </w:rPr>
+        <w:br/>
+      </w:r>
+      <w:r>
+        <w:rPr>
+          <w:rFonts w:ascii="Times New Roman" w:hAnsi="Times New Roman"/>
+        </w:rPr>
         <w:t xml:space="preserve">que nos deu Seu Filho amado </w:t>
       </w:r>
       <w:r>
+        <w:rPr>
+          <w:rFonts w:ascii="Times New Roman" w:hAnsi="Times New Roman"/>
+        </w:rPr>
         <w:br/>
       </w:r>
       <w:proofErr w:type="gramStart"/>
       <w:r>
+        <w:rPr>
+          <w:rFonts w:ascii="Times New Roman" w:hAnsi="Times New Roman"/>
+        </w:rPr>
         <w:t>pra</w:t>
       </w:r>
       <w:proofErr w:type="gramEnd"/>
       <w:r>
+        <w:rPr>
+          <w:rFonts w:ascii="Times New Roman" w:hAnsi="Times New Roman"/>
+        </w:rPr>
         <w:t xml:space="preserve"> sofrer a nossa dor.</w:t>
       </w:r>
     </w:p>
     <w:p>
       <w:pPr>
-        <w:pStyle w:val="PargrafodaLista"/>
-        <w:numPr>
-          <w:ilvl w:val="0"/>
-          <w:numId w:val="1"/>
-        </w:numPr>
-        <w:autoSpaceDE w:val="0"/>
-        <w:autoSpaceDN w:val="0"/>
-        <w:adjustRightInd w:val="0"/>
-        <w:spacing w:line="240" w:lineRule="auto"/>
-        <w:ind w:left="918" w:hanging="357"/>
-        <w:contextualSpacing w:val="0"/>
-        <w:rPr>
+        <w:rPr>
+          <w:rFonts w:ascii="Times New Roman" w:hAnsi="Times New Roman"/>
           <w:b/>
           <w:bCs/>
           <w:i/>
@@ -145,6 +142,7 @@
       </w:pPr>
       <w:r>
         <w:rPr>
+          <w:rFonts w:ascii="Times New Roman" w:hAnsi="Times New Roman"/>
           <w:b/>
           <w:bCs/>
           <w:i/>
@@ -154,278 +152,436 @@
       </w:r>
       <w:r>
         <w:rPr>
+          <w:rFonts w:ascii="Times New Roman" w:hAnsi="Times New Roman"/>
           <w:b/>
           <w:bCs/>
           <w:i/>
           <w:iCs/>
         </w:rPr>
         <w:br/>
-        <w:t>são as novas lá dos céus!</w:t>
-      </w:r>
-      <w:r>
-        <w:rPr>
+      </w:r>
+      <w:r>
+        <w:rPr>
+          <w:rFonts w:ascii="Times New Roman" w:hAnsi="Times New Roman"/>
           <w:b/>
           <w:bCs/>
           <w:i/>
           <w:iCs/>
         </w:rPr>
-        <w:br/>
-        <w:t>Santa paz e perdão</w:t>
-      </w:r>
-      <w:r>
-        <w:rPr>
+        <w:t>são as novas lá dos céus!</w:t>
+      </w:r>
+      <w:r>
+        <w:rPr>
+          <w:rFonts w:ascii="Times New Roman" w:hAnsi="Times New Roman"/>
           <w:b/>
           <w:bCs/>
           <w:i/>
           <w:iCs/>
         </w:rPr>
         <w:br/>
+      </w:r>
+      <w:r>
+        <w:rPr>
+          <w:rFonts w:ascii="Times New Roman" w:hAnsi="Times New Roman"/>
+          <w:b/>
+          <w:bCs/>
+          <w:i/>
+          <w:iCs/>
+        </w:rPr>
+        <w:t>Santa paz e perdão</w:t>
+      </w:r>
+      <w:r>
+        <w:rPr>
+          <w:rFonts w:ascii="Times New Roman" w:hAnsi="Times New Roman"/>
+          <w:b/>
+          <w:bCs/>
+          <w:i/>
+          <w:iCs/>
+        </w:rPr>
+        <w:br/>
+      </w:r>
+      <w:r>
+        <w:rPr>
+          <w:rFonts w:ascii="Times New Roman" w:hAnsi="Times New Roman"/>
+          <w:b/>
+          <w:bCs/>
+          <w:i/>
+          <w:iCs/>
+        </w:rPr>
         <w:t>é Bendito o nosso Deus!</w:t>
       </w:r>
     </w:p>
     <w:p>
       <w:pPr>
-        <w:pStyle w:val="PargrafodaLista"/>
-        <w:numPr>
-          <w:ilvl w:val="0"/>
-          <w:numId w:val="1"/>
-        </w:numPr>
-        <w:autoSpaceDE w:val="0"/>
-        <w:autoSpaceDN w:val="0"/>
-        <w:adjustRightInd w:val="0"/>
-        <w:spacing w:line="240" w:lineRule="auto"/>
-        <w:ind w:left="918" w:hanging="357"/>
-        <w:contextualSpacing w:val="0"/>
-      </w:pPr>
-      <w:r>
+        <w:rPr>
+          <w:rFonts w:ascii="Times New Roman" w:hAnsi="Times New Roman"/>
+        </w:rPr>
+      </w:pPr>
+      <w:r>
+        <w:rPr>
+          <w:rFonts w:ascii="Times New Roman" w:hAnsi="Times New Roman"/>
+        </w:rPr>
         <w:t>A nova do evangelho</w:t>
       </w:r>
       <w:r>
-        <w:br/>
+        <w:rPr>
+          <w:rFonts w:ascii="Times New Roman" w:hAnsi="Times New Roman"/>
+        </w:rPr>
+        <w:br/>
+      </w:r>
+      <w:r>
+        <w:rPr>
+          <w:rFonts w:ascii="Times New Roman" w:hAnsi="Times New Roman"/>
+        </w:rPr>
         <w:t>dá-nos todos a saber</w:t>
       </w:r>
       <w:r>
-        <w:br/>
+        <w:rPr>
+          <w:rFonts w:ascii="Times New Roman" w:hAnsi="Times New Roman"/>
+        </w:rPr>
+        <w:br/>
+      </w:r>
+      <w:r>
+        <w:rPr>
+          <w:rFonts w:ascii="Times New Roman" w:hAnsi="Times New Roman"/>
+        </w:rPr>
         <w:t>que fartura há para todos,</w:t>
       </w:r>
       <w:r>
-        <w:br/>
+        <w:rPr>
+          <w:rFonts w:ascii="Times New Roman" w:hAnsi="Times New Roman"/>
+        </w:rPr>
+        <w:br/>
+      </w:r>
+      <w:r>
+        <w:rPr>
+          <w:rFonts w:ascii="Times New Roman" w:hAnsi="Times New Roman"/>
+        </w:rPr>
         <w:t xml:space="preserve">sim, </w:t>
       </w:r>
       <w:proofErr w:type="gramStart"/>
       <w:r>
+        <w:rPr>
+          <w:rFonts w:ascii="Times New Roman" w:hAnsi="Times New Roman"/>
+        </w:rPr>
         <w:t>pra</w:t>
       </w:r>
       <w:proofErr w:type="gramEnd"/>
       <w:r>
+        <w:rPr>
+          <w:rFonts w:ascii="Times New Roman" w:hAnsi="Times New Roman"/>
+        </w:rPr>
         <w:t xml:space="preserve"> quem com fé comer;</w:t>
       </w:r>
     </w:p>
     <w:p>
       <w:pPr>
-        <w:pStyle w:val="PargrafodaLista"/>
-        <w:numPr>
-          <w:ilvl w:val="0"/>
-          <w:numId w:val="1"/>
-        </w:numPr>
-        <w:autoSpaceDE w:val="0"/>
-        <w:autoSpaceDN w:val="0"/>
-        <w:adjustRightInd w:val="0"/>
-        <w:spacing w:line="240" w:lineRule="auto"/>
-        <w:ind w:left="918" w:hanging="357"/>
-        <w:contextualSpacing w:val="0"/>
-      </w:pPr>
-      <w:r>
+        <w:rPr>
+          <w:rFonts w:ascii="Times New Roman" w:hAnsi="Times New Roman"/>
+        </w:rPr>
+      </w:pPr>
+      <w:r>
+        <w:rPr>
+          <w:rFonts w:ascii="Times New Roman" w:hAnsi="Times New Roman"/>
+        </w:rPr>
         <w:t>Da vida o Pão Eu Sou.</w:t>
       </w:r>
       <w:r>
-        <w:br/>
+        <w:rPr>
+          <w:rFonts w:ascii="Times New Roman" w:hAnsi="Times New Roman"/>
+        </w:rPr>
+        <w:br/>
+      </w:r>
+      <w:r>
+        <w:rPr>
+          <w:rFonts w:ascii="Times New Roman" w:hAnsi="Times New Roman"/>
+        </w:rPr>
         <w:t>Satisfeito ficarás,</w:t>
       </w:r>
       <w:r>
-        <w:br/>
+        <w:rPr>
+          <w:rFonts w:ascii="Times New Roman" w:hAnsi="Times New Roman"/>
+        </w:rPr>
+        <w:br/>
+      </w:r>
+      <w:r>
+        <w:rPr>
+          <w:rFonts w:ascii="Times New Roman" w:hAnsi="Times New Roman"/>
+        </w:rPr>
         <w:t>teus pecados e tua alma</w:t>
       </w:r>
       <w:r>
-        <w:br/>
+        <w:rPr>
+          <w:rFonts w:ascii="Times New Roman" w:hAnsi="Times New Roman"/>
+        </w:rPr>
+        <w:br/>
+      </w:r>
+      <w:r>
+        <w:rPr>
+          <w:rFonts w:ascii="Times New Roman" w:hAnsi="Times New Roman"/>
+        </w:rPr>
         <w:t>lavarei, e paz terás.</w:t>
       </w:r>
     </w:p>
     <w:p>
       <w:pPr>
-        <w:pStyle w:val="PargrafodaLista"/>
-        <w:numPr>
-          <w:ilvl w:val="0"/>
-          <w:numId w:val="1"/>
-        </w:numPr>
-        <w:autoSpaceDE w:val="0"/>
-        <w:autoSpaceDN w:val="0"/>
-        <w:adjustRightInd w:val="0"/>
-        <w:spacing w:line="240" w:lineRule="auto"/>
-        <w:ind w:left="918" w:hanging="357"/>
-        <w:contextualSpacing w:val="0"/>
-      </w:pPr>
-      <w:r>
+        <w:rPr>
+          <w:rFonts w:ascii="Times New Roman" w:hAnsi="Times New Roman"/>
+          <w:b/>
+          <w:bCs/>
+          <w:i/>
+          <w:iCs/>
+        </w:rPr>
+      </w:pPr>
+      <w:r>
+        <w:rPr>
+          <w:rFonts w:ascii="Times New Roman" w:hAnsi="Times New Roman"/>
+          <w:b/>
+          <w:bCs/>
+          <w:i/>
+          <w:iCs/>
+        </w:rPr>
         <w:t>[REFRÃO]</w:t>
       </w:r>
     </w:p>
     <w:p>
       <w:pPr>
-        <w:pStyle w:val="PargrafodaLista"/>
-        <w:numPr>
-          <w:ilvl w:val="0"/>
-          <w:numId w:val="1"/>
-        </w:numPr>
-        <w:autoSpaceDE w:val="0"/>
-        <w:autoSpaceDN w:val="0"/>
-        <w:adjustRightInd w:val="0"/>
-        <w:spacing w:line="240" w:lineRule="auto"/>
-        <w:ind w:left="918" w:hanging="357"/>
-        <w:contextualSpacing w:val="0"/>
-      </w:pPr>
-      <w:r>
+        <w:rPr>
+          <w:rFonts w:ascii="Times New Roman" w:hAnsi="Times New Roman"/>
+        </w:rPr>
+      </w:pPr>
+      <w:r>
+        <w:rPr>
+          <w:rFonts w:ascii="Times New Roman" w:hAnsi="Times New Roman"/>
+        </w:rPr>
         <w:t>A nova do evangelho</w:t>
       </w:r>
       <w:r>
-        <w:br/>
+        <w:rPr>
+          <w:rFonts w:ascii="Times New Roman" w:hAnsi="Times New Roman"/>
+        </w:rPr>
+        <w:br/>
+      </w:r>
+      <w:r>
+        <w:rPr>
+          <w:rFonts w:ascii="Times New Roman" w:hAnsi="Times New Roman"/>
+        </w:rPr>
         <w:t>ora vem nos avisar</w:t>
       </w:r>
       <w:r>
-        <w:br/>
+        <w:rPr>
+          <w:rFonts w:ascii="Times New Roman" w:hAnsi="Times New Roman"/>
+        </w:rPr>
+        <w:br/>
+      </w:r>
+      <w:r>
+        <w:rPr>
+          <w:rFonts w:ascii="Times New Roman" w:hAnsi="Times New Roman"/>
+        </w:rPr>
         <w:t>do perigo grande e grave</w:t>
       </w:r>
       <w:r>
-        <w:br/>
+        <w:rPr>
+          <w:rFonts w:ascii="Times New Roman" w:hAnsi="Times New Roman"/>
+        </w:rPr>
+        <w:br/>
+      </w:r>
+      <w:r>
+        <w:rPr>
+          <w:rFonts w:ascii="Times New Roman" w:hAnsi="Times New Roman"/>
+        </w:rPr>
         <w:t>para quem se descuidar.</w:t>
       </w:r>
     </w:p>
     <w:p>
       <w:pPr>
-        <w:pStyle w:val="PargrafodaLista"/>
-        <w:numPr>
-          <w:ilvl w:val="0"/>
-          <w:numId w:val="1"/>
-        </w:numPr>
-        <w:autoSpaceDE w:val="0"/>
-        <w:autoSpaceDN w:val="0"/>
-        <w:adjustRightInd w:val="0"/>
-        <w:spacing w:line="240" w:lineRule="auto"/>
-        <w:ind w:left="918" w:hanging="357"/>
-        <w:contextualSpacing w:val="0"/>
-      </w:pPr>
-      <w:r>
+        <w:rPr>
+          <w:rFonts w:ascii="Times New Roman" w:hAnsi="Times New Roman"/>
+        </w:rPr>
+      </w:pPr>
+      <w:r>
+        <w:rPr>
+          <w:rFonts w:ascii="Times New Roman" w:hAnsi="Times New Roman"/>
+        </w:rPr>
         <w:t>Salvai-vos desde já;</w:t>
       </w:r>
       <w:r>
-        <w:br/>
+        <w:rPr>
+          <w:rFonts w:ascii="Times New Roman" w:hAnsi="Times New Roman"/>
+        </w:rPr>
+        <w:br/>
+      </w:r>
+      <w:r>
+        <w:rPr>
+          <w:rFonts w:ascii="Times New Roman" w:hAnsi="Times New Roman"/>
+        </w:rPr>
         <w:t>não vos demoreis, então,</w:t>
       </w:r>
       <w:r>
-        <w:br/>
+        <w:rPr>
+          <w:rFonts w:ascii="Times New Roman" w:hAnsi="Times New Roman"/>
+        </w:rPr>
+        <w:br/>
+      </w:r>
+      <w:r>
+        <w:rPr>
+          <w:rFonts w:ascii="Times New Roman" w:hAnsi="Times New Roman"/>
+        </w:rPr>
         <w:t>não vireis os vossos olhos,</w:t>
       </w:r>
       <w:r>
-        <w:br/>
+        <w:rPr>
+          <w:rFonts w:ascii="Times New Roman" w:hAnsi="Times New Roman"/>
+        </w:rPr>
+        <w:br/>
+      </w:r>
+      <w:r>
+        <w:rPr>
+          <w:rFonts w:ascii="Times New Roman" w:hAnsi="Times New Roman"/>
+        </w:rPr>
         <w:t>oh fugi da perdição!</w:t>
       </w:r>
     </w:p>
     <w:p>
       <w:pPr>
-        <w:pStyle w:val="PargrafodaLista"/>
-        <w:numPr>
-          <w:ilvl w:val="0"/>
-          <w:numId w:val="1"/>
-        </w:numPr>
-        <w:autoSpaceDE w:val="0"/>
-        <w:autoSpaceDN w:val="0"/>
-        <w:adjustRightInd w:val="0"/>
-        <w:spacing w:line="240" w:lineRule="auto"/>
-        <w:ind w:left="918" w:hanging="357"/>
-        <w:contextualSpacing w:val="0"/>
-      </w:pPr>
-      <w:r>
+        <w:rPr>
+          <w:rFonts w:ascii="Times New Roman" w:hAnsi="Times New Roman"/>
+          <w:b/>
+          <w:bCs/>
+          <w:i/>
+          <w:iCs/>
+        </w:rPr>
+      </w:pPr>
+      <w:r>
+        <w:rPr>
+          <w:rFonts w:ascii="Times New Roman" w:hAnsi="Times New Roman"/>
+          <w:b/>
+          <w:bCs/>
+          <w:i/>
+          <w:iCs/>
+        </w:rPr>
         <w:t>[REFRÃO]</w:t>
       </w:r>
     </w:p>
     <w:p>
       <w:pPr>
-        <w:pStyle w:val="PargrafodaLista"/>
-        <w:numPr>
-          <w:ilvl w:val="0"/>
-          <w:numId w:val="1"/>
-        </w:numPr>
-        <w:autoSpaceDE w:val="0"/>
-        <w:autoSpaceDN w:val="0"/>
-        <w:adjustRightInd w:val="0"/>
-        <w:spacing w:line="240" w:lineRule="auto"/>
-        <w:ind w:left="918" w:hanging="357"/>
-        <w:contextualSpacing w:val="0"/>
-      </w:pPr>
-      <w:r>
+        <w:rPr>
+          <w:rFonts w:ascii="Times New Roman" w:hAnsi="Times New Roman"/>
+        </w:rPr>
+      </w:pPr>
+      <w:r>
+        <w:rPr>
+          <w:rFonts w:ascii="Times New Roman" w:hAnsi="Times New Roman"/>
+        </w:rPr>
         <w:t>A nova do evangelho</w:t>
       </w:r>
       <w:r>
-        <w:br/>
+        <w:rPr>
+          <w:rFonts w:ascii="Times New Roman" w:hAnsi="Times New Roman"/>
+        </w:rPr>
+        <w:br/>
+      </w:r>
+      <w:r>
+        <w:rPr>
+          <w:rFonts w:ascii="Times New Roman" w:hAnsi="Times New Roman"/>
+        </w:rPr>
         <w:t>jubiloso som nos é,</w:t>
       </w:r>
       <w:r>
-        <w:br/>
+        <w:rPr>
+          <w:rFonts w:ascii="Times New Roman" w:hAnsi="Times New Roman"/>
+        </w:rPr>
+        <w:br/>
+      </w:r>
+      <w:r>
+        <w:rPr>
+          <w:rFonts w:ascii="Times New Roman" w:hAnsi="Times New Roman"/>
+        </w:rPr>
         <w:t>pois o amor de Jesus Cristo</w:t>
       </w:r>
       <w:r>
-        <w:br/>
+        <w:rPr>
+          <w:rFonts w:ascii="Times New Roman" w:hAnsi="Times New Roman"/>
+        </w:rPr>
+        <w:br/>
+      </w:r>
+      <w:r>
+        <w:rPr>
+          <w:rFonts w:ascii="Times New Roman" w:hAnsi="Times New Roman"/>
+        </w:rPr>
         <w:t>dá perdão mediante a fé.</w:t>
       </w:r>
     </w:p>
     <w:p>
       <w:pPr>
-        <w:pStyle w:val="PargrafodaLista"/>
-        <w:numPr>
-          <w:ilvl w:val="0"/>
-          <w:numId w:val="1"/>
-        </w:numPr>
-        <w:autoSpaceDE w:val="0"/>
-        <w:autoSpaceDN w:val="0"/>
-        <w:adjustRightInd w:val="0"/>
-        <w:spacing w:line="240" w:lineRule="auto"/>
-        <w:ind w:left="918" w:hanging="357"/>
-        <w:contextualSpacing w:val="0"/>
-      </w:pPr>
-      <w:r>
+        <w:rPr>
+          <w:rFonts w:ascii="Times New Roman" w:hAnsi="Times New Roman"/>
+        </w:rPr>
+      </w:pPr>
+      <w:r>
+        <w:rPr>
+          <w:rFonts w:ascii="Times New Roman" w:hAnsi="Times New Roman"/>
+        </w:rPr>
         <w:t>As novas se vos dão</w:t>
       </w:r>
       <w:r>
-        <w:br/>
+        <w:rPr>
+          <w:rFonts w:ascii="Times New Roman" w:hAnsi="Times New Roman"/>
+        </w:rPr>
+        <w:br/>
+      </w:r>
+      <w:r>
+        <w:rPr>
+          <w:rFonts w:ascii="Times New Roman" w:hAnsi="Times New Roman"/>
+        </w:rPr>
         <w:t>que já veio o Salvador,</w:t>
       </w:r>
       <w:r>
-        <w:br/>
+        <w:rPr>
+          <w:rFonts w:ascii="Times New Roman" w:hAnsi="Times New Roman"/>
+        </w:rPr>
+        <w:br/>
+      </w:r>
+      <w:r>
+        <w:rPr>
+          <w:rFonts w:ascii="Times New Roman" w:hAnsi="Times New Roman"/>
+        </w:rPr>
         <w:t>tão Bondoso e Poderoso,</w:t>
       </w:r>
       <w:r>
-        <w:br/>
+        <w:rPr>
+          <w:rFonts w:ascii="Times New Roman" w:hAnsi="Times New Roman"/>
+        </w:rPr>
+        <w:br/>
+      </w:r>
+      <w:r>
+        <w:rPr>
+          <w:rFonts w:ascii="Times New Roman" w:hAnsi="Times New Roman"/>
+        </w:rPr>
         <w:t>que perdoa o pecador.</w:t>
       </w:r>
     </w:p>
     <w:p>
       <w:pPr>
-        <w:pStyle w:val="PargrafodaLista"/>
-        <w:numPr>
-          <w:ilvl w:val="0"/>
-          <w:numId w:val="1"/>
-        </w:numPr>
-        <w:autoSpaceDE w:val="0"/>
-        <w:autoSpaceDN w:val="0"/>
-        <w:adjustRightInd w:val="0"/>
-        <w:spacing w:line="240" w:lineRule="auto"/>
-        <w:ind w:left="918" w:hanging="357"/>
-        <w:contextualSpacing w:val="0"/>
-      </w:pPr>
-      <w:r>
+        <w:rPr>
+          <w:rFonts w:ascii="Times New Roman" w:hAnsi="Times New Roman"/>
+          <w:b/>
+          <w:bCs/>
+          <w:i/>
+          <w:iCs/>
+        </w:rPr>
+      </w:pPr>
+      <w:r>
+        <w:rPr>
+          <w:rFonts w:ascii="Times New Roman" w:hAnsi="Times New Roman"/>
+          <w:b/>
+          <w:bCs/>
+          <w:i/>
+          <w:iCs/>
+        </w:rPr>
         <w:t>[REFRÃO]</w:t>
       </w:r>
     </w:p>
-    <w:p/>
     <w:sectPr>
       <w:pgSz w:w="11906" w:h="16838"/>
       <w:pgMar w:top="1417" w:right="1701" w:bottom="1417" w:left="1701" w:header="708" w:footer="708" w:gutter="0"/>
